--- a/examples/multivariate/doc/17-stock-close-conv1d-regression.docx
+++ b/examples/multivariate/doc/17-stock-close-conv1d-regression.docx
@@ -2544,7 +2544,7 @@
         <w:rPr>
           <w:rStyle w:val="VerbatimChar"/>
         </w:rPr>
-        <w:t xml:space="preserve">## [1] 87.74251</w:t>
+        <w:t xml:space="preserve">## [1] 87.7425</w:t>
       </w:r>
       <w:r>
         <w:br/>
@@ -2652,16 +2652,16 @@
         <w:rPr>
           <w:rStyle w:val="VerbatimChar"/>
         </w:rPr>
-        <w:t xml:space="preserve">##      close     open    high      low   volume</w:t>
-      </w:r>
-      <w:r>
-        <w:br/>
-      </w:r>
-      <w:r>
-        <w:rPr>
-          <w:rStyle w:val="VerbatimChar"/>
-        </w:rPr>
-        <w:t xml:space="preserve">## 1 88.55526 87.74251 89.3491 84.28822 28726785</w:t>
+        <w:t xml:space="preserve">##      close    open    high      low   volume</w:t>
+      </w:r>
+      <w:r>
+        <w:br/>
+      </w:r>
+      <w:r>
+        <w:rPr>
+          <w:rStyle w:val="VerbatimChar"/>
+        </w:rPr>
+        <w:t xml:space="preserve">## 1 88.55526 87.7425 89.3491 84.28822 28726785</w:t>
       </w:r>
       <w:r>
         <w:br/>
@@ -2857,7 +2857,7 @@
         <w:rPr>
           <w:rStyle w:val="VerbatimChar"/>
         </w:rPr>
-        <w:t xml:space="preserve">## [1] 87.74251 88.40583 89.04401 89.56235 90.56487</w:t>
+        <w:t xml:space="preserve">## [1] 87.74250 88.40582 89.04401 89.56235 90.56487</w:t>
       </w:r>
       <w:r>
         <w:br/>
@@ -2884,7 +2884,7 @@
         <w:rPr>
           <w:rStyle w:val="VerbatimChar"/>
         </w:rPr>
-        <w:t xml:space="preserve">## [1] 89.34910 90.11321 90.71683 91.42587 92.50438</w:t>
+        <w:t xml:space="preserve">## [1] 89.34910 90.11322 90.71682 91.42587 92.50438</w:t>
       </w:r>
       <w:r>
         <w:br/>
@@ -2911,7 +2911,7 @@
         <w:rPr>
           <w:rStyle w:val="VerbatimChar"/>
         </w:rPr>
-        <w:t xml:space="preserve">## [1] 84.28822 84.70000 84.82525 84.99555 85.58811</w:t>
+        <w:t xml:space="preserve">## [1] 84.28822 84.70000 84.82525 84.99555 85.58810</w:t>
       </w:r>
       <w:r>
         <w:br/>
@@ -2938,7 +2938,7 @@
         <w:rPr>
           <w:rStyle w:val="VerbatimChar"/>
         </w:rPr>
-        <w:t xml:space="preserve">## [1] 28726785 30910896 33101210 31815215 30227923</w:t>
+        <w:t xml:space="preserve">## [1] 28726785 30910898 33101213 31815218 30227923</w:t>
       </w:r>
       <w:r>
         <w:br/>
@@ -2974,43 +2974,43 @@
         <w:rPr>
           <w:rStyle w:val="VerbatimChar"/>
         </w:rPr>
-        <w:t xml:space="preserve">## 1 88.55526 87.74251 89.34910 84.28822 28726785</w:t>
-      </w:r>
-      <w:r>
-        <w:br/>
-      </w:r>
-      <w:r>
-        <w:rPr>
-          <w:rStyle w:val="VerbatimChar"/>
-        </w:rPr>
-        <w:t xml:space="preserve">## 2 89.23085 88.40583 90.11321 84.70000 30910896</w:t>
-      </w:r>
-      <w:r>
-        <w:br/>
-      </w:r>
-      <w:r>
-        <w:rPr>
-          <w:rStyle w:val="VerbatimChar"/>
-        </w:rPr>
-        <w:t xml:space="preserve">## 3 89.60964 89.04401 90.71683 84.82525 33101210</w:t>
-      </w:r>
-      <w:r>
-        <w:br/>
-      </w:r>
-      <w:r>
-        <w:rPr>
-          <w:rStyle w:val="VerbatimChar"/>
-        </w:rPr>
-        <w:t xml:space="preserve">## 4 89.96571 89.56235 91.42587 84.99555 31815215</w:t>
-      </w:r>
-      <w:r>
-        <w:br/>
-      </w:r>
-      <w:r>
-        <w:rPr>
-          <w:rStyle w:val="VerbatimChar"/>
-        </w:rPr>
-        <w:t xml:space="preserve">## 5 90.73861 90.56487 92.50438 85.58811 30227923</w:t>
+        <w:t xml:space="preserve">## 1 88.55526 87.74250 89.34910 84.28822 28726785</w:t>
+      </w:r>
+      <w:r>
+        <w:br/>
+      </w:r>
+      <w:r>
+        <w:rPr>
+          <w:rStyle w:val="VerbatimChar"/>
+        </w:rPr>
+        <w:t xml:space="preserve">## 2 89.23085 88.40582 90.11322 84.70000 30910898</w:t>
+      </w:r>
+      <w:r>
+        <w:br/>
+      </w:r>
+      <w:r>
+        <w:rPr>
+          <w:rStyle w:val="VerbatimChar"/>
+        </w:rPr>
+        <w:t xml:space="preserve">## 3 89.60964 89.04401 90.71682 84.82525 33101213</w:t>
+      </w:r>
+      <w:r>
+        <w:br/>
+      </w:r>
+      <w:r>
+        <w:rPr>
+          <w:rStyle w:val="VerbatimChar"/>
+        </w:rPr>
+        <w:t xml:space="preserve">## 4 89.96571 89.56235 91.42587 84.99555 31815218</w:t>
+      </w:r>
+      <w:r>
+        <w:br/>
+      </w:r>
+      <w:r>
+        <w:rPr>
+          <w:rStyle w:val="VerbatimChar"/>
+        </w:rPr>
+        <w:t xml:space="preserve">## 5 90.73861 90.56487 92.50438 85.58810 30227923</w:t>
       </w:r>
       <w:r>
         <w:br/>
@@ -3077,43 +3077,43 @@
         <w:rPr>
           <w:rStyle w:val="VerbatimChar"/>
         </w:rPr>
-        <w:t xml:space="preserve">## 1 88.55526 87.74251 89.34910 84.28822 28726785</w:t>
-      </w:r>
-      <w:r>
-        <w:br/>
-      </w:r>
-      <w:r>
-        <w:rPr>
-          <w:rStyle w:val="VerbatimChar"/>
-        </w:rPr>
-        <w:t xml:space="preserve">## 2 89.23085 88.40583 90.11321 84.70000 30910896</w:t>
-      </w:r>
-      <w:r>
-        <w:br/>
-      </w:r>
-      <w:r>
-        <w:rPr>
-          <w:rStyle w:val="VerbatimChar"/>
-        </w:rPr>
-        <w:t xml:space="preserve">## 3 89.60964 89.04401 90.71683 84.82525 33101210</w:t>
-      </w:r>
-      <w:r>
-        <w:br/>
-      </w:r>
-      <w:r>
-        <w:rPr>
-          <w:rStyle w:val="VerbatimChar"/>
-        </w:rPr>
-        <w:t xml:space="preserve">## 4 89.96571 89.56235 91.42587 84.99555 31815215</w:t>
-      </w:r>
-      <w:r>
-        <w:br/>
-      </w:r>
-      <w:r>
-        <w:rPr>
-          <w:rStyle w:val="VerbatimChar"/>
-        </w:rPr>
-        <w:t xml:space="preserve">## 5 90.73861 90.56487 92.50438 85.58811 30227923</w:t>
+        <w:t xml:space="preserve">## 1 88.55526 87.74250 89.34910 84.28822 28726785</w:t>
+      </w:r>
+      <w:r>
+        <w:br/>
+      </w:r>
+      <w:r>
+        <w:rPr>
+          <w:rStyle w:val="VerbatimChar"/>
+        </w:rPr>
+        <w:t xml:space="preserve">## 2 89.23085 88.40582 90.11322 84.70000 30910898</w:t>
+      </w:r>
+      <w:r>
+        <w:br/>
+      </w:r>
+      <w:r>
+        <w:rPr>
+          <w:rStyle w:val="VerbatimChar"/>
+        </w:rPr>
+        <w:t xml:space="preserve">## 3 89.60964 89.04401 90.71682 84.82525 33101213</w:t>
+      </w:r>
+      <w:r>
+        <w:br/>
+      </w:r>
+      <w:r>
+        <w:rPr>
+          <w:rStyle w:val="VerbatimChar"/>
+        </w:rPr>
+        <w:t xml:space="preserve">## 4 89.96571 89.56235 91.42587 84.99555 31815218</w:t>
+      </w:r>
+      <w:r>
+        <w:br/>
+      </w:r>
+      <w:r>
+        <w:rPr>
+          <w:rStyle w:val="VerbatimChar"/>
+        </w:rPr>
+        <w:t xml:space="preserve">## 5 90.73861 90.56487 92.50438 85.58810 30227923</w:t>
       </w:r>
     </w:p>
     <w:p>
@@ -3271,7 +3271,7 @@
               <a:graphicData uri="http://schemas.openxmlformats.org/drawingml/2006/picture">
                 <pic:pic>
                   <pic:nvPicPr>
-                    <pic:cNvPr descr="C:\Git\dal\tspredit\examples\multivariate\doc\17-stock-close-conv1d-regression_files/faf432ac06adce82d4f055f0d9a5b00d6e3506d1.png" id="11" name="Picture"/>
+                    <pic:cNvPr descr="/home/gpca/tspredit/examples/multivariate/doc/17-stock-close-conv1d-regression_files/21056661818bf95c76e75dea25cb44809d77ba3a.png" id="11" name="Picture"/>
                     <pic:cNvPicPr>
                       <a:picLocks noChangeArrowheads="1" noChangeAspect="1"/>
                     </pic:cNvPicPr>

--- a/examples/multivariate/doc/17-stock-close-conv1d-regression.docx
+++ b/examples/multivariate/doc/17-stock-close-conv1d-regression.docx
@@ -2571,7 +2571,7 @@
         <w:rPr>
           <w:rStyle w:val="VerbatimChar"/>
         </w:rPr>
-        <w:t xml:space="preserve">## [1] 89.3491</w:t>
+        <w:t xml:space="preserve">## [1] 89.34911</w:t>
       </w:r>
       <w:r>
         <w:br/>
@@ -2598,7 +2598,7 @@
         <w:rPr>
           <w:rStyle w:val="VerbatimChar"/>
         </w:rPr>
-        <w:t xml:space="preserve">## [1] 84.28822</w:t>
+        <w:t xml:space="preserve">## [1] 84.28821</w:t>
       </w:r>
       <w:r>
         <w:br/>
@@ -2625,7 +2625,7 @@
         <w:rPr>
           <w:rStyle w:val="VerbatimChar"/>
         </w:rPr>
-        <w:t xml:space="preserve">## [1] 28726785</w:t>
+        <w:t xml:space="preserve">## [1] 28726787</w:t>
       </w:r>
       <w:r>
         <w:br/>
@@ -2652,16 +2652,16 @@
         <w:rPr>
           <w:rStyle w:val="VerbatimChar"/>
         </w:rPr>
-        <w:t xml:space="preserve">##      close    open    high      low   volume</w:t>
-      </w:r>
-      <w:r>
-        <w:br/>
-      </w:r>
-      <w:r>
-        <w:rPr>
-          <w:rStyle w:val="VerbatimChar"/>
-        </w:rPr>
-        <w:t xml:space="preserve">## 1 88.55526 87.7425 89.3491 84.28822 28726785</w:t>
+        <w:t xml:space="preserve">##      close    open     high      low   volume</w:t>
+      </w:r>
+      <w:r>
+        <w:br/>
+      </w:r>
+      <w:r>
+        <w:rPr>
+          <w:rStyle w:val="VerbatimChar"/>
+        </w:rPr>
+        <w:t xml:space="preserve">## 1 88.55526 87.7425 89.34911 84.28821 28726787</w:t>
       </w:r>
       <w:r>
         <w:br/>
@@ -2857,7 +2857,7 @@
         <w:rPr>
           <w:rStyle w:val="VerbatimChar"/>
         </w:rPr>
-        <w:t xml:space="preserve">## [1] 87.74250 88.40582 89.04401 89.56235 90.56487</w:t>
+        <w:t xml:space="preserve">## [1] 87.74250 88.40582 89.04402 89.56234 90.56488</w:t>
       </w:r>
       <w:r>
         <w:br/>
@@ -2884,7 +2884,7 @@
         <w:rPr>
           <w:rStyle w:val="VerbatimChar"/>
         </w:rPr>
-        <w:t xml:space="preserve">## [1] 89.34910 90.11322 90.71682 91.42587 92.50438</w:t>
+        <w:t xml:space="preserve">## [1] 89.34911 90.11322 90.71683 91.42587 92.50438</w:t>
       </w:r>
       <w:r>
         <w:br/>
@@ -2911,7 +2911,7 @@
         <w:rPr>
           <w:rStyle w:val="VerbatimChar"/>
         </w:rPr>
-        <w:t xml:space="preserve">## [1] 84.28822 84.70000 84.82525 84.99555 85.58810</w:t>
+        <w:t xml:space="preserve">## [1] 84.28821 84.69999 84.82524 84.99555 85.58810</w:t>
       </w:r>
       <w:r>
         <w:br/>
@@ -2938,7 +2938,7 @@
         <w:rPr>
           <w:rStyle w:val="VerbatimChar"/>
         </w:rPr>
-        <w:t xml:space="preserve">## [1] 28726785 30910898 33101213 31815218 30227923</w:t>
+        <w:t xml:space="preserve">## [1] 28726787 30910898 33101213 31815215 30227926</w:t>
       </w:r>
       <w:r>
         <w:br/>
@@ -2974,43 +2974,43 @@
         <w:rPr>
           <w:rStyle w:val="VerbatimChar"/>
         </w:rPr>
-        <w:t xml:space="preserve">## 1 88.55526 87.74250 89.34910 84.28822 28726785</w:t>
-      </w:r>
-      <w:r>
-        <w:br/>
-      </w:r>
-      <w:r>
-        <w:rPr>
-          <w:rStyle w:val="VerbatimChar"/>
-        </w:rPr>
-        <w:t xml:space="preserve">## 2 89.23085 88.40582 90.11322 84.70000 30910898</w:t>
-      </w:r>
-      <w:r>
-        <w:br/>
-      </w:r>
-      <w:r>
-        <w:rPr>
-          <w:rStyle w:val="VerbatimChar"/>
-        </w:rPr>
-        <w:t xml:space="preserve">## 3 89.60964 89.04401 90.71682 84.82525 33101213</w:t>
-      </w:r>
-      <w:r>
-        <w:br/>
-      </w:r>
-      <w:r>
-        <w:rPr>
-          <w:rStyle w:val="VerbatimChar"/>
-        </w:rPr>
-        <w:t xml:space="preserve">## 4 89.96571 89.56235 91.42587 84.99555 31815218</w:t>
-      </w:r>
-      <w:r>
-        <w:br/>
-      </w:r>
-      <w:r>
-        <w:rPr>
-          <w:rStyle w:val="VerbatimChar"/>
-        </w:rPr>
-        <w:t xml:space="preserve">## 5 90.73861 90.56487 92.50438 85.58810 30227923</w:t>
+        <w:t xml:space="preserve">## 1 88.55526 87.74250 89.34911 84.28821 28726787</w:t>
+      </w:r>
+      <w:r>
+        <w:br/>
+      </w:r>
+      <w:r>
+        <w:rPr>
+          <w:rStyle w:val="VerbatimChar"/>
+        </w:rPr>
+        <w:t xml:space="preserve">## 2 89.23085 88.40582 90.11322 84.69999 30910898</w:t>
+      </w:r>
+      <w:r>
+        <w:br/>
+      </w:r>
+      <w:r>
+        <w:rPr>
+          <w:rStyle w:val="VerbatimChar"/>
+        </w:rPr>
+        <w:t xml:space="preserve">## 3 89.60964 89.04402 90.71683 84.82524 33101213</w:t>
+      </w:r>
+      <w:r>
+        <w:br/>
+      </w:r>
+      <w:r>
+        <w:rPr>
+          <w:rStyle w:val="VerbatimChar"/>
+        </w:rPr>
+        <w:t xml:space="preserve">## 4 89.96571 89.56234 91.42587 84.99555 31815215</w:t>
+      </w:r>
+      <w:r>
+        <w:br/>
+      </w:r>
+      <w:r>
+        <w:rPr>
+          <w:rStyle w:val="VerbatimChar"/>
+        </w:rPr>
+        <w:t xml:space="preserve">## 5 90.73861 90.56488 92.50438 85.58810 30227926</w:t>
       </w:r>
       <w:r>
         <w:br/>
@@ -3077,43 +3077,43 @@
         <w:rPr>
           <w:rStyle w:val="VerbatimChar"/>
         </w:rPr>
-        <w:t xml:space="preserve">## 1 88.55526 87.74250 89.34910 84.28822 28726785</w:t>
-      </w:r>
-      <w:r>
-        <w:br/>
-      </w:r>
-      <w:r>
-        <w:rPr>
-          <w:rStyle w:val="VerbatimChar"/>
-        </w:rPr>
-        <w:t xml:space="preserve">## 2 89.23085 88.40582 90.11322 84.70000 30910898</w:t>
-      </w:r>
-      <w:r>
-        <w:br/>
-      </w:r>
-      <w:r>
-        <w:rPr>
-          <w:rStyle w:val="VerbatimChar"/>
-        </w:rPr>
-        <w:t xml:space="preserve">## 3 89.60964 89.04401 90.71682 84.82525 33101213</w:t>
-      </w:r>
-      <w:r>
-        <w:br/>
-      </w:r>
-      <w:r>
-        <w:rPr>
-          <w:rStyle w:val="VerbatimChar"/>
-        </w:rPr>
-        <w:t xml:space="preserve">## 4 89.96571 89.56235 91.42587 84.99555 31815218</w:t>
-      </w:r>
-      <w:r>
-        <w:br/>
-      </w:r>
-      <w:r>
-        <w:rPr>
-          <w:rStyle w:val="VerbatimChar"/>
-        </w:rPr>
-        <w:t xml:space="preserve">## 5 90.73861 90.56487 92.50438 85.58810 30227923</w:t>
+        <w:t xml:space="preserve">## 1 88.55526 87.74250 89.34911 84.28821 28726787</w:t>
+      </w:r>
+      <w:r>
+        <w:br/>
+      </w:r>
+      <w:r>
+        <w:rPr>
+          <w:rStyle w:val="VerbatimChar"/>
+        </w:rPr>
+        <w:t xml:space="preserve">## 2 89.23085 88.40582 90.11322 84.69999 30910898</w:t>
+      </w:r>
+      <w:r>
+        <w:br/>
+      </w:r>
+      <w:r>
+        <w:rPr>
+          <w:rStyle w:val="VerbatimChar"/>
+        </w:rPr>
+        <w:t xml:space="preserve">## 3 89.60964 89.04402 90.71683 84.82524 33101213</w:t>
+      </w:r>
+      <w:r>
+        <w:br/>
+      </w:r>
+      <w:r>
+        <w:rPr>
+          <w:rStyle w:val="VerbatimChar"/>
+        </w:rPr>
+        <w:t xml:space="preserve">## 4 89.96571 89.56234 91.42587 84.99555 31815215</w:t>
+      </w:r>
+      <w:r>
+        <w:br/>
+      </w:r>
+      <w:r>
+        <w:rPr>
+          <w:rStyle w:val="VerbatimChar"/>
+        </w:rPr>
+        <w:t xml:space="preserve">## 5 90.73861 90.56488 92.50438 85.58810 30227926</w:t>
       </w:r>
     </w:p>
     <w:p>

--- a/examples/multivariate/doc/17-stock-close-conv1d-regression.docx
+++ b/examples/multivariate/doc/17-stock-close-conv1d-regression.docx
@@ -2598,7 +2598,7 @@
         <w:rPr>
           <w:rStyle w:val="VerbatimChar"/>
         </w:rPr>
-        <w:t xml:space="preserve">## [1] 84.28821</w:t>
+        <w:t xml:space="preserve">## [1] 84.28822</w:t>
       </w:r>
       <w:r>
         <w:br/>
@@ -2661,7 +2661,7 @@
         <w:rPr>
           <w:rStyle w:val="VerbatimChar"/>
         </w:rPr>
-        <w:t xml:space="preserve">## 1 88.55526 87.7425 89.34911 84.28821 28726787</w:t>
+        <w:t xml:space="preserve">## 1 88.55526 87.7425 89.34911 84.28822 28726787</w:t>
       </w:r>
       <w:r>
         <w:br/>
@@ -2857,7 +2857,7 @@
         <w:rPr>
           <w:rStyle w:val="VerbatimChar"/>
         </w:rPr>
-        <w:t xml:space="preserve">## [1] 87.74250 88.40582 89.04402 89.56234 90.56488</w:t>
+        <w:t xml:space="preserve">## [1] 87.74250 88.40583 89.04402 89.56235 90.56488</w:t>
       </w:r>
       <w:r>
         <w:br/>
@@ -2911,7 +2911,7 @@
         <w:rPr>
           <w:rStyle w:val="VerbatimChar"/>
         </w:rPr>
-        <w:t xml:space="preserve">## [1] 84.28821 84.69999 84.82524 84.99555 85.58810</w:t>
+        <w:t xml:space="preserve">## [1] 84.28822 84.70000 84.82525 84.99555 85.58810</w:t>
       </w:r>
       <w:r>
         <w:br/>
@@ -2938,7 +2938,7 @@
         <w:rPr>
           <w:rStyle w:val="VerbatimChar"/>
         </w:rPr>
-        <w:t xml:space="preserve">## [1] 28726787 30910898 33101213 31815215 30227926</w:t>
+        <w:t xml:space="preserve">## [1] 28726787 30910898 33101213 31815215 30227923</w:t>
       </w:r>
       <w:r>
         <w:br/>
@@ -2974,43 +2974,43 @@
         <w:rPr>
           <w:rStyle w:val="VerbatimChar"/>
         </w:rPr>
-        <w:t xml:space="preserve">## 1 88.55526 87.74250 89.34911 84.28821 28726787</w:t>
-      </w:r>
-      <w:r>
-        <w:br/>
-      </w:r>
-      <w:r>
-        <w:rPr>
-          <w:rStyle w:val="VerbatimChar"/>
-        </w:rPr>
-        <w:t xml:space="preserve">## 2 89.23085 88.40582 90.11322 84.69999 30910898</w:t>
-      </w:r>
-      <w:r>
-        <w:br/>
-      </w:r>
-      <w:r>
-        <w:rPr>
-          <w:rStyle w:val="VerbatimChar"/>
-        </w:rPr>
-        <w:t xml:space="preserve">## 3 89.60964 89.04402 90.71683 84.82524 33101213</w:t>
-      </w:r>
-      <w:r>
-        <w:br/>
-      </w:r>
-      <w:r>
-        <w:rPr>
-          <w:rStyle w:val="VerbatimChar"/>
-        </w:rPr>
-        <w:t xml:space="preserve">## 4 89.96571 89.56234 91.42587 84.99555 31815215</w:t>
-      </w:r>
-      <w:r>
-        <w:br/>
-      </w:r>
-      <w:r>
-        <w:rPr>
-          <w:rStyle w:val="VerbatimChar"/>
-        </w:rPr>
-        <w:t xml:space="preserve">## 5 90.73861 90.56488 92.50438 85.58810 30227926</w:t>
+        <w:t xml:space="preserve">## 1 88.55526 87.74250 89.34911 84.28822 28726787</w:t>
+      </w:r>
+      <w:r>
+        <w:br/>
+      </w:r>
+      <w:r>
+        <w:rPr>
+          <w:rStyle w:val="VerbatimChar"/>
+        </w:rPr>
+        <w:t xml:space="preserve">## 2 89.23085 88.40583 90.11322 84.70000 30910898</w:t>
+      </w:r>
+      <w:r>
+        <w:br/>
+      </w:r>
+      <w:r>
+        <w:rPr>
+          <w:rStyle w:val="VerbatimChar"/>
+        </w:rPr>
+        <w:t xml:space="preserve">## 3 89.60964 89.04402 90.71683 84.82525 33101213</w:t>
+      </w:r>
+      <w:r>
+        <w:br/>
+      </w:r>
+      <w:r>
+        <w:rPr>
+          <w:rStyle w:val="VerbatimChar"/>
+        </w:rPr>
+        <w:t xml:space="preserve">## 4 89.96571 89.56235 91.42587 84.99555 31815215</w:t>
+      </w:r>
+      <w:r>
+        <w:br/>
+      </w:r>
+      <w:r>
+        <w:rPr>
+          <w:rStyle w:val="VerbatimChar"/>
+        </w:rPr>
+        <w:t xml:space="preserve">## 5 90.73861 90.56488 92.50438 85.58810 30227923</w:t>
       </w:r>
       <w:r>
         <w:br/>
@@ -3077,43 +3077,43 @@
         <w:rPr>
           <w:rStyle w:val="VerbatimChar"/>
         </w:rPr>
-        <w:t xml:space="preserve">## 1 88.55526 87.74250 89.34911 84.28821 28726787</w:t>
-      </w:r>
-      <w:r>
-        <w:br/>
-      </w:r>
-      <w:r>
-        <w:rPr>
-          <w:rStyle w:val="VerbatimChar"/>
-        </w:rPr>
-        <w:t xml:space="preserve">## 2 89.23085 88.40582 90.11322 84.69999 30910898</w:t>
-      </w:r>
-      <w:r>
-        <w:br/>
-      </w:r>
-      <w:r>
-        <w:rPr>
-          <w:rStyle w:val="VerbatimChar"/>
-        </w:rPr>
-        <w:t xml:space="preserve">## 3 89.60964 89.04402 90.71683 84.82524 33101213</w:t>
-      </w:r>
-      <w:r>
-        <w:br/>
-      </w:r>
-      <w:r>
-        <w:rPr>
-          <w:rStyle w:val="VerbatimChar"/>
-        </w:rPr>
-        <w:t xml:space="preserve">## 4 89.96571 89.56234 91.42587 84.99555 31815215</w:t>
-      </w:r>
-      <w:r>
-        <w:br/>
-      </w:r>
-      <w:r>
-        <w:rPr>
-          <w:rStyle w:val="VerbatimChar"/>
-        </w:rPr>
-        <w:t xml:space="preserve">## 5 90.73861 90.56488 92.50438 85.58810 30227926</w:t>
+        <w:t xml:space="preserve">## 1 88.55526 87.74250 89.34911 84.28822 28726787</w:t>
+      </w:r>
+      <w:r>
+        <w:br/>
+      </w:r>
+      <w:r>
+        <w:rPr>
+          <w:rStyle w:val="VerbatimChar"/>
+        </w:rPr>
+        <w:t xml:space="preserve">## 2 89.23085 88.40583 90.11322 84.70000 30910898</w:t>
+      </w:r>
+      <w:r>
+        <w:br/>
+      </w:r>
+      <w:r>
+        <w:rPr>
+          <w:rStyle w:val="VerbatimChar"/>
+        </w:rPr>
+        <w:t xml:space="preserve">## 3 89.60964 89.04402 90.71683 84.82525 33101213</w:t>
+      </w:r>
+      <w:r>
+        <w:br/>
+      </w:r>
+      <w:r>
+        <w:rPr>
+          <w:rStyle w:val="VerbatimChar"/>
+        </w:rPr>
+        <w:t xml:space="preserve">## 4 89.96571 89.56235 91.42587 84.99555 31815215</w:t>
+      </w:r>
+      <w:r>
+        <w:br/>
+      </w:r>
+      <w:r>
+        <w:rPr>
+          <w:rStyle w:val="VerbatimChar"/>
+        </w:rPr>
+        <w:t xml:space="preserve">## 5 90.73861 90.56488 92.50438 85.58810 30227923</w:t>
       </w:r>
     </w:p>
     <w:p>
@@ -3189,7 +3189,7 @@
         <w:rPr>
           <w:rStyle w:val="VerbatimChar"/>
         </w:rPr>
-        <w:t xml:space="preserve">## 1 8.153164 0.02618312 -2.859927</w:t>
+        <w:t xml:space="preserve">## 1 8.153164 0.02618311 -2.859927</w:t>
       </w:r>
     </w:p>
     <w:p>
